--- a/[MongoDB-Dash-Pandas] Austin Animal Shelter/README.docx
+++ b/[MongoDB-Dash-Pandas] Austin Animal Shelter/README.docx
@@ -1,6 +1,6 @@
 
 <file path=word/document.xml><?xml version="1.0" encoding="utf-8"?>
-<w:document xmlns:wpc="http://schemas.microsoft.com/office/word/2010/wordprocessingCanvas" xmlns:cx="http://schemas.microsoft.com/office/drawing/2014/chartex" xmlns:cx1="http://schemas.microsoft.com/office/drawing/2015/9/8/chartex" xmlns:cx2="http://schemas.microsoft.com/office/drawing/2015/10/21/chartex" xmlns:cx3="http://schemas.microsoft.com/office/drawing/2016/5/9/chartex" xmlns:cx4="http://schemas.microsoft.com/office/drawing/2016/5/10/chartex" xmlns:cx5="http://schemas.microsoft.com/office/drawing/2016/5/11/chartex" xmlns:cx6="http://schemas.microsoft.com/office/drawing/2016/5/12/chartex" xmlns:cx7="http://schemas.microsoft.com/office/drawing/2016/5/13/chartex" xmlns:cx8="http://schemas.microsoft.com/office/drawing/2016/5/14/chartex" xmlns:mc="http://schemas.openxmlformats.org/markup-compatibility/2006" xmlns:aink="http://schemas.microsoft.com/office/drawing/2016/ink" xmlns:am3d="http://schemas.microsoft.com/office/drawing/2017/model3d" xmlns:o="urn:schemas-microsoft-com:office:office" xmlns:oel="http://schemas.microsoft.com/office/2019/extlst" xmlns:r="http://schemas.openxmlformats.org/officeDocument/2006/relationships" xmlns:m="http://schemas.openxmlformats.org/officeDocument/2006/math" xmlns:v="urn:schemas-microsoft-com:vml" xmlns:wp14="http://schemas.microsoft.com/office/word/2010/wordprocessingDrawing" xmlns:wp="http://schemas.openxmlformats.org/drawingml/2006/wordprocessingDrawing" xmlns:w10="urn:schemas-microsoft-com:office:word" xmlns:w="http://schemas.openxmlformats.org/wordprocessingml/2006/main" xmlns:w14="http://schemas.microsoft.com/office/word/2010/wordml" xmlns:w15="http://schemas.microsoft.com/office/word/2012/wordml" xmlns:w16cex="http://schemas.microsoft.com/office/word/2018/wordml/cex" xmlns:w16cid="http://schemas.microsoft.com/office/word/2016/wordml/cid" xmlns:w16="http://schemas.microsoft.com/office/word/2018/wordml" xmlns:w16sdtdh="http://schemas.microsoft.com/office/word/2020/wordml/sdtdatahash" xmlns:w16se="http://schemas.microsoft.com/office/word/2015/wordml/symex" xmlns:wpg="http://schemas.microsoft.com/office/word/2010/wordprocessingGroup" xmlns:wpi="http://schemas.microsoft.com/office/word/2010/wordprocessingInk" xmlns:wne="http://schemas.microsoft.com/office/word/2006/wordml" xmlns:wps="http://schemas.microsoft.com/office/word/2010/wordprocessingShape" mc:Ignorable="w14 w15 w16se w16cid w16 w16cex w16sdtdh wp14">
+<w:document xmlns:wpc="http://schemas.microsoft.com/office/word/2010/wordprocessingCanvas" xmlns:cx="http://schemas.microsoft.com/office/drawing/2014/chartex" xmlns:cx1="http://schemas.microsoft.com/office/drawing/2015/9/8/chartex" xmlns:cx2="http://schemas.microsoft.com/office/drawing/2015/10/21/chartex" xmlns:cx3="http://schemas.microsoft.com/office/drawing/2016/5/9/chartex" xmlns:cx4="http://schemas.microsoft.com/office/drawing/2016/5/10/chartex" xmlns:cx5="http://schemas.microsoft.com/office/drawing/2016/5/11/chartex" xmlns:cx6="http://schemas.microsoft.com/office/drawing/2016/5/12/chartex" xmlns:cx7="http://schemas.microsoft.com/office/drawing/2016/5/13/chartex" xmlns:cx8="http://schemas.microsoft.com/office/drawing/2016/5/14/chartex" xmlns:mc="http://schemas.openxmlformats.org/markup-compatibility/2006" xmlns:aink="http://schemas.microsoft.com/office/drawing/2016/ink" xmlns:am3d="http://schemas.microsoft.com/office/drawing/2017/model3d" xmlns:o="urn:schemas-microsoft-com:office:office" xmlns:oel="http://schemas.microsoft.com/office/2019/extlst" xmlns:r="http://schemas.openxmlformats.org/officeDocument/2006/relationships" xmlns:m="http://schemas.openxmlformats.org/officeDocument/2006/math" xmlns:v="urn:schemas-microsoft-com:vml" xmlns:wp14="http://schemas.microsoft.com/office/word/2010/wordprocessingDrawing" xmlns:wp="http://schemas.openxmlformats.org/drawingml/2006/wordprocessingDrawing" xmlns:w10="urn:schemas-microsoft-com:office:word" xmlns:w="http://schemas.openxmlformats.org/wordprocessingml/2006/main" xmlns:w14="http://schemas.microsoft.com/office/word/2010/wordml" xmlns:w15="http://schemas.microsoft.com/office/word/2012/wordml" xmlns:w16cex="http://schemas.microsoft.com/office/word/2018/wordml/cex" xmlns:w16cid="http://schemas.microsoft.com/office/word/2016/wordml/cid" xmlns:w16="http://schemas.microsoft.com/office/word/2018/wordml" xmlns:w16du="http://schemas.microsoft.com/office/word/2023/wordml/word16du" xmlns:w16sdtdh="http://schemas.microsoft.com/office/word/2020/wordml/sdtdatahash" xmlns:w16se="http://schemas.microsoft.com/office/word/2015/wordml/symex" xmlns:wpg="http://schemas.microsoft.com/office/word/2010/wordprocessingGroup" xmlns:wpi="http://schemas.microsoft.com/office/word/2010/wordprocessingInk" xmlns:wne="http://schemas.microsoft.com/office/word/2006/wordml" xmlns:wps="http://schemas.microsoft.com/office/word/2010/wordprocessingShape" mc:Ignorable="w14 w15 w16se w16cid w16 w16cex w16sdtdh w16du wp14">
   <w:body>
     <w:p/>
     <w:p>
@@ -88,25 +88,7 @@
             <w:sz w:val="28"/>
             <w:szCs w:val="28"/>
           </w:rPr>
-          <w:t>About the</w:t>
-        </w:r>
-        <w:r>
-          <w:rPr>
-            <w:rStyle w:val="Hyperlink"/>
-            <w:rFonts w:ascii="Calibri" w:eastAsia="Calibri" w:hAnsi="Calibri" w:cs="Calibri"/>
-            <w:sz w:val="28"/>
-            <w:szCs w:val="28"/>
-          </w:rPr>
-          <w:t xml:space="preserve"> </w:t>
-        </w:r>
-        <w:r>
-          <w:rPr>
-            <w:rStyle w:val="Hyperlink"/>
-            <w:rFonts w:ascii="Calibri" w:eastAsia="Calibri" w:hAnsi="Calibri" w:cs="Calibri"/>
-            <w:sz w:val="28"/>
-            <w:szCs w:val="28"/>
-          </w:rPr>
-          <w:t>Project</w:t>
+          <w:t>About the Project</w:t>
         </w:r>
       </w:hyperlink>
     </w:p>
@@ -140,16 +122,7 @@
           <w:sz w:val="28"/>
           <w:szCs w:val="28"/>
         </w:rPr>
-        <w:t>Developmen</w:t>
-      </w:r>
-      <w:r>
-        <w:rPr>
-          <w:rStyle w:val="Hyperlink"/>
-          <w:rFonts w:ascii="Calibri" w:eastAsia="Calibri" w:hAnsi="Calibri" w:cs="Calibri"/>
-          <w:sz w:val="28"/>
-          <w:szCs w:val="28"/>
-        </w:rPr>
-        <w:t>t</w:t>
+        <w:t>Development</w:t>
       </w:r>
     </w:p>
     <w:p>
@@ -222,16 +195,7 @@
           <w:sz w:val="28"/>
           <w:szCs w:val="28"/>
         </w:rPr>
-        <w:t>MongoCru</w:t>
-      </w:r>
-      <w:r>
-        <w:rPr>
-          <w:rStyle w:val="Hyperlink"/>
-          <w:rFonts w:ascii="Calibri" w:eastAsia="Calibri" w:hAnsi="Calibri" w:cs="Calibri"/>
-          <w:sz w:val="28"/>
-          <w:szCs w:val="28"/>
-        </w:rPr>
-        <w:t>d</w:t>
+        <w:t>MongoCrud</w:t>
       </w:r>
     </w:p>
     <w:p>
@@ -3537,7 +3501,6 @@
         <w:t xml:space="preserve"> </w:t>
       </w:r>
       <w:hyperlink r:id="rId48" w:history="1">
-        <w:proofErr w:type="spellStart"/>
         <w:r>
           <w:rPr>
             <w:rFonts w:ascii="Calibri" w:eastAsia="Calibri" w:hAnsi="Calibri" w:cs="Times New Roman"/>
@@ -3546,18 +3509,7 @@
             <w:color w:val="0000FF"/>
             <w:u w:val="single"/>
           </w:rPr>
-          <w:t>Jupyter</w:t>
-        </w:r>
-        <w:proofErr w:type="spellEnd"/>
-        <w:r>
-          <w:rPr>
-            <w:rFonts w:ascii="Calibri" w:eastAsia="Calibri" w:hAnsi="Calibri" w:cs="Times New Roman"/>
-            <w:i/>
-            <w:iCs/>
-            <w:color w:val="0000FF"/>
-            <w:u w:val="single"/>
-          </w:rPr>
-          <w:t xml:space="preserve"> Notebook</w:t>
+          <w:t>Jupyter Notebook</w:t>
         </w:r>
       </w:hyperlink>
       <w:r>
@@ -4047,18 +3999,226 @@
       </w:r>
     </w:p>
     <w:p>
-      <w:bookmarkStart w:id="11" w:name="_Functionality"/>
+      <w:pPr>
+        <w:spacing w:line="480" w:lineRule="auto"/>
+        <w:rPr>
+          <w:rFonts w:ascii="Calibri" w:eastAsia="Calibri" w:hAnsi="Calibri" w:cs="Times New Roman"/>
+          <w:i/>
+          <w:iCs/>
+        </w:rPr>
+      </w:pPr>
+    </w:p>
+    <w:p>
+      <w:pPr>
+        <w:spacing w:line="480" w:lineRule="auto"/>
+        <w:rPr>
+          <w:rFonts w:ascii="Calibri" w:eastAsia="Calibri" w:hAnsi="Calibri" w:cs="Times New Roman"/>
+          <w:i/>
+          <w:iCs/>
+        </w:rPr>
+      </w:pPr>
+    </w:p>
+    <w:p>
+      <w:pPr>
+        <w:spacing w:line="480" w:lineRule="auto"/>
+        <w:rPr>
+          <w:rFonts w:ascii="Calibri" w:eastAsia="Calibri" w:hAnsi="Calibri" w:cs="Times New Roman"/>
+          <w:i/>
+          <w:iCs/>
+        </w:rPr>
+      </w:pPr>
+    </w:p>
+    <w:p>
+      <w:pPr>
+        <w:spacing w:line="480" w:lineRule="auto"/>
+        <w:rPr>
+          <w:rFonts w:ascii="Calibri" w:eastAsia="Calibri" w:hAnsi="Calibri" w:cs="Times New Roman"/>
+          <w:i/>
+          <w:iCs/>
+        </w:rPr>
+      </w:pPr>
+      <w:r>
+        <w:rPr>
+          <w:noProof/>
+        </w:rPr>
+        <w:lastRenderedPageBreak/>
+        <w:drawing>
+          <wp:inline distT="0" distB="0" distL="0" distR="0" wp14:anchorId="3C84AB7B" wp14:editId="1ED7BE90">
+            <wp:extent cx="5943600" cy="2408809"/>
+            <wp:effectExtent l="0" t="0" r="0" b="0"/>
+            <wp:docPr id="2109901541" name="Picture 1" descr="A screenshot of a computer&#10;&#10;Description automatically generated"/>
+            <wp:cNvGraphicFramePr>
+              <a:graphicFrameLocks xmlns:a="http://schemas.openxmlformats.org/drawingml/2006/main" noChangeAspect="1"/>
+            </wp:cNvGraphicFramePr>
+            <a:graphic xmlns:a="http://schemas.openxmlformats.org/drawingml/2006/main">
+              <a:graphicData uri="http://schemas.openxmlformats.org/drawingml/2006/picture">
+                <pic:pic xmlns:pic="http://schemas.openxmlformats.org/drawingml/2006/picture">
+                  <pic:nvPicPr>
+                    <pic:cNvPr id="2109901541" name="Picture 1" descr="A screenshot of a computer&#10;&#10;Description automatically generated"/>
+                    <pic:cNvPicPr/>
+                  </pic:nvPicPr>
+                  <pic:blipFill>
+                    <a:blip r:embed="rId55"/>
+                    <a:stretch>
+                      <a:fillRect/>
+                    </a:stretch>
+                  </pic:blipFill>
+                  <pic:spPr>
+                    <a:xfrm>
+                      <a:off x="0" y="0"/>
+                      <a:ext cx="5943600" cy="2408809"/>
+                    </a:xfrm>
+                    <a:prstGeom prst="rect">
+                      <a:avLst/>
+                    </a:prstGeom>
+                  </pic:spPr>
+                </pic:pic>
+              </a:graphicData>
+            </a:graphic>
+          </wp:inline>
+        </w:drawing>
+      </w:r>
+    </w:p>
+    <w:p>
+      <w:pPr>
+        <w:spacing w:line="480" w:lineRule="auto"/>
+        <w:rPr>
+          <w:rFonts w:ascii="Calibri" w:eastAsia="Calibri" w:hAnsi="Calibri" w:cs="Times New Roman"/>
+          <w:i/>
+          <w:iCs/>
+        </w:rPr>
+      </w:pPr>
+      <w:r>
+        <w:rPr>
+          <w:noProof/>
+        </w:rPr>
+        <w:drawing>
+          <wp:inline distT="0" distB="0" distL="0" distR="0" wp14:anchorId="206DF34C" wp14:editId="475F214A">
+            <wp:extent cx="5943600" cy="681313"/>
+            <wp:effectExtent l="0" t="0" r="0" b="5080"/>
+            <wp:docPr id="1930756961" name="Picture 1"/>
+            <wp:cNvGraphicFramePr>
+              <a:graphicFrameLocks xmlns:a="http://schemas.openxmlformats.org/drawingml/2006/main" noChangeAspect="1"/>
+            </wp:cNvGraphicFramePr>
+            <a:graphic xmlns:a="http://schemas.openxmlformats.org/drawingml/2006/main">
+              <a:graphicData uri="http://schemas.openxmlformats.org/drawingml/2006/picture">
+                <pic:pic xmlns:pic="http://schemas.openxmlformats.org/drawingml/2006/picture">
+                  <pic:nvPicPr>
+                    <pic:cNvPr id="1930756961" name=""/>
+                    <pic:cNvPicPr/>
+                  </pic:nvPicPr>
+                  <pic:blipFill>
+                    <a:blip r:embed="rId56"/>
+                    <a:stretch>
+                      <a:fillRect/>
+                    </a:stretch>
+                  </pic:blipFill>
+                  <pic:spPr>
+                    <a:xfrm>
+                      <a:off x="0" y="0"/>
+                      <a:ext cx="5943600" cy="681313"/>
+                    </a:xfrm>
+                    <a:prstGeom prst="rect">
+                      <a:avLst/>
+                    </a:prstGeom>
+                  </pic:spPr>
+                </pic:pic>
+              </a:graphicData>
+            </a:graphic>
+          </wp:inline>
+        </w:drawing>
+      </w:r>
+    </w:p>
+    <w:p>
+      <w:r>
+        <w:rPr>
+          <w:noProof/>
+        </w:rPr>
+        <w:drawing>
+          <wp:inline distT="0" distB="0" distL="0" distR="0" wp14:anchorId="288516D9" wp14:editId="78F8A4A9">
+            <wp:extent cx="5753100" cy="3183382"/>
+            <wp:effectExtent l="0" t="0" r="0" b="0"/>
+            <wp:docPr id="394757058" name="Picture 1" descr="A map with a location pin&#10;&#10;Description automatically generated"/>
+            <wp:cNvGraphicFramePr>
+              <a:graphicFrameLocks xmlns:a="http://schemas.openxmlformats.org/drawingml/2006/main" noChangeAspect="1"/>
+            </wp:cNvGraphicFramePr>
+            <a:graphic xmlns:a="http://schemas.openxmlformats.org/drawingml/2006/main">
+              <a:graphicData uri="http://schemas.openxmlformats.org/drawingml/2006/picture">
+                <pic:pic xmlns:pic="http://schemas.openxmlformats.org/drawingml/2006/picture">
+                  <pic:nvPicPr>
+                    <pic:cNvPr id="394757058" name="Picture 1" descr="A map with a location pin&#10;&#10;Description automatically generated"/>
+                    <pic:cNvPicPr/>
+                  </pic:nvPicPr>
+                  <pic:blipFill>
+                    <a:blip r:embed="rId57"/>
+                    <a:stretch>
+                      <a:fillRect/>
+                    </a:stretch>
+                  </pic:blipFill>
+                  <pic:spPr>
+                    <a:xfrm>
+                      <a:off x="0" y="0"/>
+                      <a:ext cx="5777762" cy="3197029"/>
+                    </a:xfrm>
+                    <a:prstGeom prst="rect">
+                      <a:avLst/>
+                    </a:prstGeom>
+                  </pic:spPr>
+                </pic:pic>
+              </a:graphicData>
+            </a:graphic>
+          </wp:inline>
+        </w:drawing>
+      </w:r>
+    </w:p>
+    <w:p>
+      <w:r>
+        <w:rPr>
+          <w:noProof/>
+        </w:rPr>
+        <w:drawing>
+          <wp:inline distT="0" distB="0" distL="0" distR="0" wp14:anchorId="4226F992" wp14:editId="03255715">
+            <wp:extent cx="5772150" cy="1084951"/>
+            <wp:effectExtent l="0" t="0" r="0" b="1270"/>
+            <wp:docPr id="1366518641" name="Picture 1" descr="A map with a location on it&#10;&#10;Description automatically generated"/>
+            <wp:cNvGraphicFramePr>
+              <a:graphicFrameLocks xmlns:a="http://schemas.openxmlformats.org/drawingml/2006/main" noChangeAspect="1"/>
+            </wp:cNvGraphicFramePr>
+            <a:graphic xmlns:a="http://schemas.openxmlformats.org/drawingml/2006/main">
+              <a:graphicData uri="http://schemas.openxmlformats.org/drawingml/2006/picture">
+                <pic:pic xmlns:pic="http://schemas.openxmlformats.org/drawingml/2006/picture">
+                  <pic:nvPicPr>
+                    <pic:cNvPr id="1366518641" name="Picture 1" descr="A map with a location on it&#10;&#10;Description automatically generated"/>
+                    <pic:cNvPicPr/>
+                  </pic:nvPicPr>
+                  <pic:blipFill>
+                    <a:blip r:embed="rId58"/>
+                    <a:stretch>
+                      <a:fillRect/>
+                    </a:stretch>
+                  </pic:blipFill>
+                  <pic:spPr>
+                    <a:xfrm>
+                      <a:off x="0" y="0"/>
+                      <a:ext cx="5793241" cy="1088915"/>
+                    </a:xfrm>
+                    <a:prstGeom prst="rect">
+                      <a:avLst/>
+                    </a:prstGeom>
+                  </pic:spPr>
+                </pic:pic>
+              </a:graphicData>
+            </a:graphic>
+          </wp:inline>
+        </w:drawing>
+      </w:r>
+    </w:p>
+    <w:p>
+      <w:pPr>
+        <w:pStyle w:val="Heading2"/>
+      </w:pPr>
+      <w:bookmarkStart w:id="11" w:name="_Functionality_1"/>
       <w:bookmarkEnd w:id="11"/>
-    </w:p>
-    <w:p/>
-    <w:p/>
-    <w:p/>
-    <w:p>
-      <w:pPr>
-        <w:pStyle w:val="Heading2"/>
-      </w:pPr>
-      <w:bookmarkStart w:id="12" w:name="_Functionality_1"/>
-      <w:bookmarkEnd w:id="12"/>
       <w:r>
         <w:lastRenderedPageBreak/>
         <w:t>Functionality</w:t>
@@ -4197,7 +4357,7 @@
                     <pic:cNvPicPr/>
                   </pic:nvPicPr>
                   <pic:blipFill>
-                    <a:blip r:embed="rId55"/>
+                    <a:blip r:embed="rId59"/>
                     <a:stretch>
                       <a:fillRect/>
                     </a:stretch>
@@ -4406,7 +4566,7 @@
                     <pic:cNvPicPr/>
                   </pic:nvPicPr>
                   <pic:blipFill>
-                    <a:blip r:embed="rId56"/>
+                    <a:blip r:embed="rId60"/>
                     <a:stretch>
                       <a:fillRect/>
                     </a:stretch>
@@ -4527,7 +4687,7 @@
                     <pic:cNvPicPr/>
                   </pic:nvPicPr>
                   <pic:blipFill>
-                    <a:blip r:embed="rId57"/>
+                    <a:blip r:embed="rId61"/>
                     <a:stretch>
                       <a:fillRect/>
                     </a:stretch>
@@ -4656,7 +4816,7 @@
                     <pic:cNvPicPr/>
                   </pic:nvPicPr>
                   <pic:blipFill>
-                    <a:blip r:embed="rId58"/>
+                    <a:blip r:embed="rId62"/>
                     <a:stretch>
                       <a:fillRect/>
                     </a:stretch>
@@ -4696,15 +4856,15 @@
     <w:p/>
     <w:p/>
     <w:p>
-      <w:bookmarkStart w:id="13" w:name="_Tools"/>
+      <w:bookmarkStart w:id="12" w:name="_Tools"/>
+      <w:bookmarkEnd w:id="12"/>
+    </w:p>
+    <w:p>
+      <w:pPr>
+        <w:pStyle w:val="Heading2"/>
+      </w:pPr>
+      <w:bookmarkStart w:id="13" w:name="_Tools_1"/>
       <w:bookmarkEnd w:id="13"/>
-    </w:p>
-    <w:p>
-      <w:pPr>
-        <w:pStyle w:val="Heading2"/>
-      </w:pPr>
-      <w:bookmarkStart w:id="14" w:name="_Tools_1"/>
-      <w:bookmarkEnd w:id="14"/>
       <w:r>
         <w:lastRenderedPageBreak/>
         <w:t>Tools</w:t>
@@ -4730,7 +4890,7 @@
           <w:color w:val="000000" w:themeColor="text1"/>
         </w:rPr>
         <w:drawing>
-          <wp:inline distT="0" distB="0" distL="0" distR="0" wp14:anchorId="3953AD5D" wp14:editId="11821A91">
+          <wp:inline distT="0" distB="0" distL="0" distR="0" wp14:anchorId="3953AD5D" wp14:editId="4A8A7168">
             <wp:extent cx="2042416" cy="515237"/>
             <wp:effectExtent l="0" t="0" r="0" b="0"/>
             <wp:docPr id="1978819830" name="Picture 2">
@@ -4751,7 +4911,7 @@
                     </pic:cNvPicPr>
                   </pic:nvPicPr>
                   <pic:blipFill>
-                    <a:blip r:embed="rId59" cstate="print">
+                    <a:blip r:embed="rId63" cstate="print">
                       <a:extLst>
                         <a:ext uri="{28A0092B-C50C-407E-A947-70E740481C1C}">
                           <a14:useLocalDpi xmlns:a14="http://schemas.microsoft.com/office/drawing/2010/main" val="0"/>
@@ -4832,7 +4992,7 @@
                     <pic:cNvPicPr/>
                   </pic:nvPicPr>
                   <pic:blipFill>
-                    <a:blip r:embed="rId60"/>
+                    <a:blip r:embed="rId64"/>
                     <a:stretch>
                       <a:fillRect/>
                     </a:stretch>
@@ -4890,7 +5050,7 @@
             <wp:extent cx="646921" cy="653143"/>
             <wp:effectExtent l="0" t="0" r="1270" b="0"/>
             <wp:docPr id="2012122395" name="Picture 1" descr="A white text on a black background&#10;&#10;Description automatically generated">
-              <a:hlinkClick xmlns:a="http://schemas.openxmlformats.org/drawingml/2006/main" r:id="rId61"/>
+              <a:hlinkClick xmlns:a="http://schemas.openxmlformats.org/drawingml/2006/main" r:id="rId65"/>
             </wp:docPr>
             <wp:cNvGraphicFramePr>
               <a:graphicFrameLocks xmlns:a="http://schemas.openxmlformats.org/drawingml/2006/main" noChangeAspect="1"/>
@@ -4900,12 +5060,12 @@
                 <pic:pic xmlns:pic="http://schemas.openxmlformats.org/drawingml/2006/picture">
                   <pic:nvPicPr>
                     <pic:cNvPr id="2012122395" name="Picture 1" descr="A white text on a black background&#10;&#10;Description automatically generated">
-                      <a:hlinkClick r:id="rId61"/>
+                      <a:hlinkClick r:id="rId65"/>
                     </pic:cNvPr>
                     <pic:cNvPicPr/>
                   </pic:nvPicPr>
                   <pic:blipFill>
-                    <a:blip r:embed="rId62"/>
+                    <a:blip r:embed="rId66"/>
                     <a:stretch>
                       <a:fillRect/>
                     </a:stretch>
@@ -4969,7 +5129,7 @@
                     </pic:cNvPicPr>
                   </pic:nvPicPr>
                   <pic:blipFill>
-                    <a:blip r:embed="rId63">
+                    <a:blip r:embed="rId67">
                       <a:extLst>
                         <a:ext uri="{28A0092B-C50C-407E-A947-70E740481C1C}">
                           <a14:useLocalDpi xmlns:a14="http://schemas.microsoft.com/office/drawing/2010/main" val="0"/>
@@ -5033,7 +5193,7 @@
                     </pic:cNvPicPr>
                   </pic:nvPicPr>
                   <pic:blipFill>
-                    <a:blip r:embed="rId64">
+                    <a:blip r:embed="rId68">
                       <a:extLst>
                         <a:ext uri="{28A0092B-C50C-407E-A947-70E740481C1C}">
                           <a14:useLocalDpi xmlns:a14="http://schemas.microsoft.com/office/drawing/2010/main" val="0"/>
@@ -5095,7 +5255,7 @@
                     <pic:cNvPicPr/>
                   </pic:nvPicPr>
                   <pic:blipFill>
-                    <a:blip r:embed="rId65"/>
+                    <a:blip r:embed="rId69"/>
                     <a:stretch>
                       <a:fillRect/>
                     </a:stretch>
@@ -5149,7 +5309,7 @@
                     <pic:cNvPicPr/>
                   </pic:nvPicPr>
                   <pic:blipFill>
-                    <a:blip r:embed="rId66"/>
+                    <a:blip r:embed="rId70"/>
                     <a:stretch>
                       <a:fillRect/>
                     </a:stretch>
@@ -5205,7 +5365,7 @@
                     </pic:cNvPicPr>
                   </pic:nvPicPr>
                   <pic:blipFill>
-                    <a:blip r:embed="rId67">
+                    <a:blip r:embed="rId71">
                       <a:extLst>
                         <a:ext uri="{28A0092B-C50C-407E-A947-70E740481C1C}">
                           <a14:useLocalDpi xmlns:a14="http://schemas.microsoft.com/office/drawing/2010/main" val="0"/>
@@ -5239,8 +5399,8 @@
       <w:pPr>
         <w:pStyle w:val="Heading2"/>
       </w:pPr>
-      <w:bookmarkStart w:id="15" w:name="_Contact"/>
-      <w:bookmarkEnd w:id="15"/>
+      <w:bookmarkStart w:id="14" w:name="_Contact"/>
+      <w:bookmarkEnd w:id="14"/>
       <w:r>
         <w:t>Contact</w:t>
       </w:r>
@@ -5301,7 +5461,7 @@
           <w:color w:val="000000" w:themeColor="text1"/>
         </w:rPr>
       </w:pPr>
-      <w:hyperlink r:id="rId68" w:history="1">
+      <w:hyperlink r:id="rId72" w:history="1">
         <w:r>
           <w:rPr>
             <w:rStyle w:val="Hyperlink"/>
@@ -5367,7 +5527,7 @@
       </w:pPr>
     </w:p>
     <w:sectPr>
-      <w:headerReference w:type="default" r:id="rId69"/>
+      <w:headerReference w:type="default" r:id="rId73"/>
       <w:pgSz w:w="12240" w:h="15840"/>
       <w:pgMar w:top="1440" w:right="1440" w:bottom="1440" w:left="1440" w:header="720" w:footer="720" w:gutter="0"/>
       <w:cols w:space="720"/>
@@ -5378,7 +5538,7 @@
 </file>
 
 <file path=word/endnotes.xml><?xml version="1.0" encoding="utf-8"?>
-<w:endnotes xmlns:wpc="http://schemas.microsoft.com/office/word/2010/wordprocessingCanvas" xmlns:cx="http://schemas.microsoft.com/office/drawing/2014/chartex" xmlns:cx1="http://schemas.microsoft.com/office/drawing/2015/9/8/chartex" xmlns:cx2="http://schemas.microsoft.com/office/drawing/2015/10/21/chartex" xmlns:cx3="http://schemas.microsoft.com/office/drawing/2016/5/9/chartex" xmlns:cx4="http://schemas.microsoft.com/office/drawing/2016/5/10/chartex" xmlns:cx5="http://schemas.microsoft.com/office/drawing/2016/5/11/chartex" xmlns:cx6="http://schemas.microsoft.com/office/drawing/2016/5/12/chartex" xmlns:cx7="http://schemas.microsoft.com/office/drawing/2016/5/13/chartex" xmlns:cx8="http://schemas.microsoft.com/office/drawing/2016/5/14/chartex" xmlns:mc="http://schemas.openxmlformats.org/markup-compatibility/2006" xmlns:aink="http://schemas.microsoft.com/office/drawing/2016/ink" xmlns:am3d="http://schemas.microsoft.com/office/drawing/2017/model3d" xmlns:o="urn:schemas-microsoft-com:office:office" xmlns:oel="http://schemas.microsoft.com/office/2019/extlst" xmlns:r="http://schemas.openxmlformats.org/officeDocument/2006/relationships" xmlns:m="http://schemas.openxmlformats.org/officeDocument/2006/math" xmlns:v="urn:schemas-microsoft-com:vml" xmlns:wp14="http://schemas.microsoft.com/office/word/2010/wordprocessingDrawing" xmlns:wp="http://schemas.openxmlformats.org/drawingml/2006/wordprocessingDrawing" xmlns:w10="urn:schemas-microsoft-com:office:word" xmlns:w="http://schemas.openxmlformats.org/wordprocessingml/2006/main" xmlns:w14="http://schemas.microsoft.com/office/word/2010/wordml" xmlns:w15="http://schemas.microsoft.com/office/word/2012/wordml" xmlns:w16cex="http://schemas.microsoft.com/office/word/2018/wordml/cex" xmlns:w16cid="http://schemas.microsoft.com/office/word/2016/wordml/cid" xmlns:w16="http://schemas.microsoft.com/office/word/2018/wordml" xmlns:w16sdtdh="http://schemas.microsoft.com/office/word/2020/wordml/sdtdatahash" xmlns:w16se="http://schemas.microsoft.com/office/word/2015/wordml/symex" xmlns:wpg="http://schemas.microsoft.com/office/word/2010/wordprocessingGroup" xmlns:wpi="http://schemas.microsoft.com/office/word/2010/wordprocessingInk" xmlns:wne="http://schemas.microsoft.com/office/word/2006/wordml" xmlns:wps="http://schemas.microsoft.com/office/word/2010/wordprocessingShape" mc:Ignorable="w14 w15 w16se w16cid w16 w16cex w16sdtdh wp14">
+<w:endnotes xmlns:wpc="http://schemas.microsoft.com/office/word/2010/wordprocessingCanvas" xmlns:cx="http://schemas.microsoft.com/office/drawing/2014/chartex" xmlns:cx1="http://schemas.microsoft.com/office/drawing/2015/9/8/chartex" xmlns:cx2="http://schemas.microsoft.com/office/drawing/2015/10/21/chartex" xmlns:cx3="http://schemas.microsoft.com/office/drawing/2016/5/9/chartex" xmlns:cx4="http://schemas.microsoft.com/office/drawing/2016/5/10/chartex" xmlns:cx5="http://schemas.microsoft.com/office/drawing/2016/5/11/chartex" xmlns:cx6="http://schemas.microsoft.com/office/drawing/2016/5/12/chartex" xmlns:cx7="http://schemas.microsoft.com/office/drawing/2016/5/13/chartex" xmlns:cx8="http://schemas.microsoft.com/office/drawing/2016/5/14/chartex" xmlns:mc="http://schemas.openxmlformats.org/markup-compatibility/2006" xmlns:aink="http://schemas.microsoft.com/office/drawing/2016/ink" xmlns:am3d="http://schemas.microsoft.com/office/drawing/2017/model3d" xmlns:o="urn:schemas-microsoft-com:office:office" xmlns:oel="http://schemas.microsoft.com/office/2019/extlst" xmlns:r="http://schemas.openxmlformats.org/officeDocument/2006/relationships" xmlns:m="http://schemas.openxmlformats.org/officeDocument/2006/math" xmlns:v="urn:schemas-microsoft-com:vml" xmlns:wp14="http://schemas.microsoft.com/office/word/2010/wordprocessingDrawing" xmlns:wp="http://schemas.openxmlformats.org/drawingml/2006/wordprocessingDrawing" xmlns:w10="urn:schemas-microsoft-com:office:word" xmlns:w="http://schemas.openxmlformats.org/wordprocessingml/2006/main" xmlns:w14="http://schemas.microsoft.com/office/word/2010/wordml" xmlns:w15="http://schemas.microsoft.com/office/word/2012/wordml" xmlns:w16cex="http://schemas.microsoft.com/office/word/2018/wordml/cex" xmlns:w16cid="http://schemas.microsoft.com/office/word/2016/wordml/cid" xmlns:w16="http://schemas.microsoft.com/office/word/2018/wordml" xmlns:w16du="http://schemas.microsoft.com/office/word/2023/wordml/word16du" xmlns:w16sdtdh="http://schemas.microsoft.com/office/word/2020/wordml/sdtdatahash" xmlns:w16se="http://schemas.microsoft.com/office/word/2015/wordml/symex" xmlns:wpg="http://schemas.microsoft.com/office/word/2010/wordprocessingGroup" xmlns:wpi="http://schemas.microsoft.com/office/word/2010/wordprocessingInk" xmlns:wne="http://schemas.microsoft.com/office/word/2006/wordml" xmlns:wps="http://schemas.microsoft.com/office/word/2010/wordprocessingShape" mc:Ignorable="w14 w15 w16se w16cid w16 w16cex w16sdtdh w16du wp14">
   <w:endnote w:type="separator" w:id="-1">
     <w:p>
       <w:pPr>
@@ -5403,7 +5563,7 @@
 </file>
 
 <file path=word/footnotes.xml><?xml version="1.0" encoding="utf-8"?>
-<w:footnotes xmlns:wpc="http://schemas.microsoft.com/office/word/2010/wordprocessingCanvas" xmlns:cx="http://schemas.microsoft.com/office/drawing/2014/chartex" xmlns:cx1="http://schemas.microsoft.com/office/drawing/2015/9/8/chartex" xmlns:cx2="http://schemas.microsoft.com/office/drawing/2015/10/21/chartex" xmlns:cx3="http://schemas.microsoft.com/office/drawing/2016/5/9/chartex" xmlns:cx4="http://schemas.microsoft.com/office/drawing/2016/5/10/chartex" xmlns:cx5="http://schemas.microsoft.com/office/drawing/2016/5/11/chartex" xmlns:cx6="http://schemas.microsoft.com/office/drawing/2016/5/12/chartex" xmlns:cx7="http://schemas.microsoft.com/office/drawing/2016/5/13/chartex" xmlns:cx8="http://schemas.microsoft.com/office/drawing/2016/5/14/chartex" xmlns:mc="http://schemas.openxmlformats.org/markup-compatibility/2006" xmlns:aink="http://schemas.microsoft.com/office/drawing/2016/ink" xmlns:am3d="http://schemas.microsoft.com/office/drawing/2017/model3d" xmlns:o="urn:schemas-microsoft-com:office:office" xmlns:oel="http://schemas.microsoft.com/office/2019/extlst" xmlns:r="http://schemas.openxmlformats.org/officeDocument/2006/relationships" xmlns:m="http://schemas.openxmlformats.org/officeDocument/2006/math" xmlns:v="urn:schemas-microsoft-com:vml" xmlns:wp14="http://schemas.microsoft.com/office/word/2010/wordprocessingDrawing" xmlns:wp="http://schemas.openxmlformats.org/drawingml/2006/wordprocessingDrawing" xmlns:w10="urn:schemas-microsoft-com:office:word" xmlns:w="http://schemas.openxmlformats.org/wordprocessingml/2006/main" xmlns:w14="http://schemas.microsoft.com/office/word/2010/wordml" xmlns:w15="http://schemas.microsoft.com/office/word/2012/wordml" xmlns:w16cex="http://schemas.microsoft.com/office/word/2018/wordml/cex" xmlns:w16cid="http://schemas.microsoft.com/office/word/2016/wordml/cid" xmlns:w16="http://schemas.microsoft.com/office/word/2018/wordml" xmlns:w16sdtdh="http://schemas.microsoft.com/office/word/2020/wordml/sdtdatahash" xmlns:w16se="http://schemas.microsoft.com/office/word/2015/wordml/symex" xmlns:wpg="http://schemas.microsoft.com/office/word/2010/wordprocessingGroup" xmlns:wpi="http://schemas.microsoft.com/office/word/2010/wordprocessingInk" xmlns:wne="http://schemas.microsoft.com/office/word/2006/wordml" xmlns:wps="http://schemas.microsoft.com/office/word/2010/wordprocessingShape" mc:Ignorable="w14 w15 w16se w16cid w16 w16cex w16sdtdh wp14">
+<w:footnotes xmlns:wpc="http://schemas.microsoft.com/office/word/2010/wordprocessingCanvas" xmlns:cx="http://schemas.microsoft.com/office/drawing/2014/chartex" xmlns:cx1="http://schemas.microsoft.com/office/drawing/2015/9/8/chartex" xmlns:cx2="http://schemas.microsoft.com/office/drawing/2015/10/21/chartex" xmlns:cx3="http://schemas.microsoft.com/office/drawing/2016/5/9/chartex" xmlns:cx4="http://schemas.microsoft.com/office/drawing/2016/5/10/chartex" xmlns:cx5="http://schemas.microsoft.com/office/drawing/2016/5/11/chartex" xmlns:cx6="http://schemas.microsoft.com/office/drawing/2016/5/12/chartex" xmlns:cx7="http://schemas.microsoft.com/office/drawing/2016/5/13/chartex" xmlns:cx8="http://schemas.microsoft.com/office/drawing/2016/5/14/chartex" xmlns:mc="http://schemas.openxmlformats.org/markup-compatibility/2006" xmlns:aink="http://schemas.microsoft.com/office/drawing/2016/ink" xmlns:am3d="http://schemas.microsoft.com/office/drawing/2017/model3d" xmlns:o="urn:schemas-microsoft-com:office:office" xmlns:oel="http://schemas.microsoft.com/office/2019/extlst" xmlns:r="http://schemas.openxmlformats.org/officeDocument/2006/relationships" xmlns:m="http://schemas.openxmlformats.org/officeDocument/2006/math" xmlns:v="urn:schemas-microsoft-com:vml" xmlns:wp14="http://schemas.microsoft.com/office/word/2010/wordprocessingDrawing" xmlns:wp="http://schemas.openxmlformats.org/drawingml/2006/wordprocessingDrawing" xmlns:w10="urn:schemas-microsoft-com:office:word" xmlns:w="http://schemas.openxmlformats.org/wordprocessingml/2006/main" xmlns:w14="http://schemas.microsoft.com/office/word/2010/wordml" xmlns:w15="http://schemas.microsoft.com/office/word/2012/wordml" xmlns:w16cex="http://schemas.microsoft.com/office/word/2018/wordml/cex" xmlns:w16cid="http://schemas.microsoft.com/office/word/2016/wordml/cid" xmlns:w16="http://schemas.microsoft.com/office/word/2018/wordml" xmlns:w16du="http://schemas.microsoft.com/office/word/2023/wordml/word16du" xmlns:w16sdtdh="http://schemas.microsoft.com/office/word/2020/wordml/sdtdatahash" xmlns:w16se="http://schemas.microsoft.com/office/word/2015/wordml/symex" xmlns:wpg="http://schemas.microsoft.com/office/word/2010/wordprocessingGroup" xmlns:wpi="http://schemas.microsoft.com/office/word/2010/wordprocessingInk" xmlns:wne="http://schemas.microsoft.com/office/word/2006/wordml" xmlns:wps="http://schemas.microsoft.com/office/word/2010/wordprocessingShape" mc:Ignorable="w14 w15 w16se w16cid w16 w16cex w16sdtdh w16du wp14">
   <w:footnote w:type="separator" w:id="-1">
     <w:p>
       <w:pPr>
@@ -5428,7 +5588,7 @@
 </file>
 
 <file path=word/header1.xml><?xml version="1.0" encoding="utf-8"?>
-<w:hdr xmlns:wpc="http://schemas.microsoft.com/office/word/2010/wordprocessingCanvas" xmlns:cx="http://schemas.microsoft.com/office/drawing/2014/chartex" xmlns:cx1="http://schemas.microsoft.com/office/drawing/2015/9/8/chartex" xmlns:cx2="http://schemas.microsoft.com/office/drawing/2015/10/21/chartex" xmlns:cx3="http://schemas.microsoft.com/office/drawing/2016/5/9/chartex" xmlns:cx4="http://schemas.microsoft.com/office/drawing/2016/5/10/chartex" xmlns:cx5="http://schemas.microsoft.com/office/drawing/2016/5/11/chartex" xmlns:cx6="http://schemas.microsoft.com/office/drawing/2016/5/12/chartex" xmlns:cx7="http://schemas.microsoft.com/office/drawing/2016/5/13/chartex" xmlns:cx8="http://schemas.microsoft.com/office/drawing/2016/5/14/chartex" xmlns:mc="http://schemas.openxmlformats.org/markup-compatibility/2006" xmlns:aink="http://schemas.microsoft.com/office/drawing/2016/ink" xmlns:am3d="http://schemas.microsoft.com/office/drawing/2017/model3d" xmlns:o="urn:schemas-microsoft-com:office:office" xmlns:oel="http://schemas.microsoft.com/office/2019/extlst" xmlns:r="http://schemas.openxmlformats.org/officeDocument/2006/relationships" xmlns:m="http://schemas.openxmlformats.org/officeDocument/2006/math" xmlns:v="urn:schemas-microsoft-com:vml" xmlns:wp14="http://schemas.microsoft.com/office/word/2010/wordprocessingDrawing" xmlns:wp="http://schemas.openxmlformats.org/drawingml/2006/wordprocessingDrawing" xmlns:w10="urn:schemas-microsoft-com:office:word" xmlns:w="http://schemas.openxmlformats.org/wordprocessingml/2006/main" xmlns:w14="http://schemas.microsoft.com/office/word/2010/wordml" xmlns:w15="http://schemas.microsoft.com/office/word/2012/wordml" xmlns:w16cex="http://schemas.microsoft.com/office/word/2018/wordml/cex" xmlns:w16cid="http://schemas.microsoft.com/office/word/2016/wordml/cid" xmlns:w16="http://schemas.microsoft.com/office/word/2018/wordml" xmlns:w16sdtdh="http://schemas.microsoft.com/office/word/2020/wordml/sdtdatahash" xmlns:w16se="http://schemas.microsoft.com/office/word/2015/wordml/symex" xmlns:wpg="http://schemas.microsoft.com/office/word/2010/wordprocessingGroup" xmlns:wpi="http://schemas.microsoft.com/office/word/2010/wordprocessingInk" xmlns:wne="http://schemas.microsoft.com/office/word/2006/wordml" xmlns:wps="http://schemas.microsoft.com/office/word/2010/wordprocessingShape" mc:Ignorable="w14 w15 w16se w16cid w16 w16cex w16sdtdh wp14">
+<w:hdr xmlns:wpc="http://schemas.microsoft.com/office/word/2010/wordprocessingCanvas" xmlns:cx="http://schemas.microsoft.com/office/drawing/2014/chartex" xmlns:cx1="http://schemas.microsoft.com/office/drawing/2015/9/8/chartex" xmlns:cx2="http://schemas.microsoft.com/office/drawing/2015/10/21/chartex" xmlns:cx3="http://schemas.microsoft.com/office/drawing/2016/5/9/chartex" xmlns:cx4="http://schemas.microsoft.com/office/drawing/2016/5/10/chartex" xmlns:cx5="http://schemas.microsoft.com/office/drawing/2016/5/11/chartex" xmlns:cx6="http://schemas.microsoft.com/office/drawing/2016/5/12/chartex" xmlns:cx7="http://schemas.microsoft.com/office/drawing/2016/5/13/chartex" xmlns:cx8="http://schemas.microsoft.com/office/drawing/2016/5/14/chartex" xmlns:mc="http://schemas.openxmlformats.org/markup-compatibility/2006" xmlns:aink="http://schemas.microsoft.com/office/drawing/2016/ink" xmlns:am3d="http://schemas.microsoft.com/office/drawing/2017/model3d" xmlns:o="urn:schemas-microsoft-com:office:office" xmlns:oel="http://schemas.microsoft.com/office/2019/extlst" xmlns:r="http://schemas.openxmlformats.org/officeDocument/2006/relationships" xmlns:m="http://schemas.openxmlformats.org/officeDocument/2006/math" xmlns:v="urn:schemas-microsoft-com:vml" xmlns:wp14="http://schemas.microsoft.com/office/word/2010/wordprocessingDrawing" xmlns:wp="http://schemas.openxmlformats.org/drawingml/2006/wordprocessingDrawing" xmlns:w10="urn:schemas-microsoft-com:office:word" xmlns:w="http://schemas.openxmlformats.org/wordprocessingml/2006/main" xmlns:w14="http://schemas.microsoft.com/office/word/2010/wordml" xmlns:w15="http://schemas.microsoft.com/office/word/2012/wordml" xmlns:w16cex="http://schemas.microsoft.com/office/word/2018/wordml/cex" xmlns:w16cid="http://schemas.microsoft.com/office/word/2016/wordml/cid" xmlns:w16="http://schemas.microsoft.com/office/word/2018/wordml" xmlns:w16du="http://schemas.microsoft.com/office/word/2023/wordml/word16du" xmlns:w16sdtdh="http://schemas.microsoft.com/office/word/2020/wordml/sdtdatahash" xmlns:w16se="http://schemas.microsoft.com/office/word/2015/wordml/symex" xmlns:wpg="http://schemas.microsoft.com/office/word/2010/wordprocessingGroup" xmlns:wpi="http://schemas.microsoft.com/office/word/2010/wordprocessingInk" xmlns:wne="http://schemas.microsoft.com/office/word/2006/wordml" xmlns:wps="http://schemas.microsoft.com/office/word/2010/wordprocessingShape" mc:Ignorable="w14 w15 w16se w16cid w16 w16cex w16sdtdh w16du wp14">
   <w:p>
     <w:pPr>
       <w:pStyle w:val="Header"/>
@@ -5487,7 +5647,7 @@
 </file>
 
 <file path=word/numbering.xml><?xml version="1.0" encoding="utf-8"?>
-<w:numbering xmlns:wpc="http://schemas.microsoft.com/office/word/2010/wordprocessingCanvas" xmlns:cx="http://schemas.microsoft.com/office/drawing/2014/chartex" xmlns:cx1="http://schemas.microsoft.com/office/drawing/2015/9/8/chartex" xmlns:cx2="http://schemas.microsoft.com/office/drawing/2015/10/21/chartex" xmlns:cx3="http://schemas.microsoft.com/office/drawing/2016/5/9/chartex" xmlns:cx4="http://schemas.microsoft.com/office/drawing/2016/5/10/chartex" xmlns:cx5="http://schemas.microsoft.com/office/drawing/2016/5/11/chartex" xmlns:cx6="http://schemas.microsoft.com/office/drawing/2016/5/12/chartex" xmlns:cx7="http://schemas.microsoft.com/office/drawing/2016/5/13/chartex" xmlns:cx8="http://schemas.microsoft.com/office/drawing/2016/5/14/chartex" xmlns:mc="http://schemas.openxmlformats.org/markup-compatibility/2006" xmlns:aink="http://schemas.microsoft.com/office/drawing/2016/ink" xmlns:am3d="http://schemas.microsoft.com/office/drawing/2017/model3d" xmlns:o="urn:schemas-microsoft-com:office:office" xmlns:oel="http://schemas.microsoft.com/office/2019/extlst" xmlns:r="http://schemas.openxmlformats.org/officeDocument/2006/relationships" xmlns:m="http://schemas.openxmlformats.org/officeDocument/2006/math" xmlns:v="urn:schemas-microsoft-com:vml" xmlns:wp14="http://schemas.microsoft.com/office/word/2010/wordprocessingDrawing" xmlns:wp="http://schemas.openxmlformats.org/drawingml/2006/wordprocessingDrawing" xmlns:w10="urn:schemas-microsoft-com:office:word" xmlns:w="http://schemas.openxmlformats.org/wordprocessingml/2006/main" xmlns:w14="http://schemas.microsoft.com/office/word/2010/wordml" xmlns:w15="http://schemas.microsoft.com/office/word/2012/wordml" xmlns:w16cex="http://schemas.microsoft.com/office/word/2018/wordml/cex" xmlns:w16cid="http://schemas.microsoft.com/office/word/2016/wordml/cid" xmlns:w16="http://schemas.microsoft.com/office/word/2018/wordml" xmlns:w16sdtdh="http://schemas.microsoft.com/office/word/2020/wordml/sdtdatahash" xmlns:w16se="http://schemas.microsoft.com/office/word/2015/wordml/symex" xmlns:wpg="http://schemas.microsoft.com/office/word/2010/wordprocessingGroup" xmlns:wpi="http://schemas.microsoft.com/office/word/2010/wordprocessingInk" xmlns:wne="http://schemas.microsoft.com/office/word/2006/wordml" xmlns:wps="http://schemas.microsoft.com/office/word/2010/wordprocessingShape" mc:Ignorable="w14 w15 w16se w16cid w16 w16cex w16sdtdh wp14">
+<w:numbering xmlns:wpc="http://schemas.microsoft.com/office/word/2010/wordprocessingCanvas" xmlns:cx="http://schemas.microsoft.com/office/drawing/2014/chartex" xmlns:cx1="http://schemas.microsoft.com/office/drawing/2015/9/8/chartex" xmlns:cx2="http://schemas.microsoft.com/office/drawing/2015/10/21/chartex" xmlns:cx3="http://schemas.microsoft.com/office/drawing/2016/5/9/chartex" xmlns:cx4="http://schemas.microsoft.com/office/drawing/2016/5/10/chartex" xmlns:cx5="http://schemas.microsoft.com/office/drawing/2016/5/11/chartex" xmlns:cx6="http://schemas.microsoft.com/office/drawing/2016/5/12/chartex" xmlns:cx7="http://schemas.microsoft.com/office/drawing/2016/5/13/chartex" xmlns:cx8="http://schemas.microsoft.com/office/drawing/2016/5/14/chartex" xmlns:mc="http://schemas.openxmlformats.org/markup-compatibility/2006" xmlns:aink="http://schemas.microsoft.com/office/drawing/2016/ink" xmlns:am3d="http://schemas.microsoft.com/office/drawing/2017/model3d" xmlns:o="urn:schemas-microsoft-com:office:office" xmlns:oel="http://schemas.microsoft.com/office/2019/extlst" xmlns:r="http://schemas.openxmlformats.org/officeDocument/2006/relationships" xmlns:m="http://schemas.openxmlformats.org/officeDocument/2006/math" xmlns:v="urn:schemas-microsoft-com:vml" xmlns:wp14="http://schemas.microsoft.com/office/word/2010/wordprocessingDrawing" xmlns:wp="http://schemas.openxmlformats.org/drawingml/2006/wordprocessingDrawing" xmlns:w10="urn:schemas-microsoft-com:office:word" xmlns:w="http://schemas.openxmlformats.org/wordprocessingml/2006/main" xmlns:w14="http://schemas.microsoft.com/office/word/2010/wordml" xmlns:w15="http://schemas.microsoft.com/office/word/2012/wordml" xmlns:w16cex="http://schemas.microsoft.com/office/word/2018/wordml/cex" xmlns:w16cid="http://schemas.microsoft.com/office/word/2016/wordml/cid" xmlns:w16="http://schemas.microsoft.com/office/word/2018/wordml" xmlns:w16du="http://schemas.microsoft.com/office/word/2023/wordml/word16du" xmlns:w16sdtdh="http://schemas.microsoft.com/office/word/2020/wordml/sdtdatahash" xmlns:w16se="http://schemas.microsoft.com/office/word/2015/wordml/symex" xmlns:wpg="http://schemas.microsoft.com/office/word/2010/wordprocessingGroup" xmlns:wpi="http://schemas.microsoft.com/office/word/2010/wordprocessingInk" xmlns:wne="http://schemas.microsoft.com/office/word/2006/wordml" xmlns:wps="http://schemas.microsoft.com/office/word/2010/wordprocessingShape" mc:Ignorable="w14 w15 w16se w16cid w16 w16cex w16sdtdh w16du wp14">
   <w:abstractNum w:abstractNumId="0" w15:restartNumberingAfterBreak="0">
     <w:nsid w:val="12B6015E"/>
     <w:multiLevelType w:val="hybridMultilevel"/>
@@ -6463,7 +6623,7 @@
 </file>
 
 <file path=word/styles.xml><?xml version="1.0" encoding="utf-8"?>
-<w:styles xmlns:mc="http://schemas.openxmlformats.org/markup-compatibility/2006" xmlns:r="http://schemas.openxmlformats.org/officeDocument/2006/relationships" xmlns:w="http://schemas.openxmlformats.org/wordprocessingml/2006/main" xmlns:w14="http://schemas.microsoft.com/office/word/2010/wordml" xmlns:w15="http://schemas.microsoft.com/office/word/2012/wordml" xmlns:w16cex="http://schemas.microsoft.com/office/word/2018/wordml/cex" xmlns:w16cid="http://schemas.microsoft.com/office/word/2016/wordml/cid" xmlns:w16="http://schemas.microsoft.com/office/word/2018/wordml" xmlns:w16sdtdh="http://schemas.microsoft.com/office/word/2020/wordml/sdtdatahash" xmlns:w16se="http://schemas.microsoft.com/office/word/2015/wordml/symex" mc:Ignorable="w14 w15 w16se w16cid w16 w16cex w16sdtdh">
+<w:styles xmlns:mc="http://schemas.openxmlformats.org/markup-compatibility/2006" xmlns:r="http://schemas.openxmlformats.org/officeDocument/2006/relationships" xmlns:w="http://schemas.openxmlformats.org/wordprocessingml/2006/main" xmlns:w14="http://schemas.microsoft.com/office/word/2010/wordml" xmlns:w15="http://schemas.microsoft.com/office/word/2012/wordml" xmlns:w16cex="http://schemas.microsoft.com/office/word/2018/wordml/cex" xmlns:w16cid="http://schemas.microsoft.com/office/word/2016/wordml/cid" xmlns:w16="http://schemas.microsoft.com/office/word/2018/wordml" xmlns:w16du="http://schemas.microsoft.com/office/word/2023/wordml/word16du" xmlns:w16sdtdh="http://schemas.microsoft.com/office/word/2020/wordml/sdtdatahash" xmlns:w16se="http://schemas.microsoft.com/office/word/2015/wordml/symex" mc:Ignorable="w14 w15 w16se w16cid w16 w16cex w16sdtdh w16du">
   <w:docDefaults>
     <w:rPrDefault>
       <w:rPr>
@@ -7503,22 +7663,22 @@
 </file>
 
 <file path=customXml/item1.xml><?xml version="1.0" encoding="utf-8"?>
+<p:properties xmlns:p="http://schemas.microsoft.com/office/2006/metadata/properties" xmlns:xsi="http://www.w3.org/2001/XMLSchema-instance" xmlns:pc="http://schemas.microsoft.com/office/infopath/2007/PartnerControls">
+  <documentManagement/>
+</p:properties>
+</file>
+
+<file path=customXml/item2.xml><?xml version="1.0" encoding="utf-8"?>
+<b:Sources xmlns:b="http://schemas.openxmlformats.org/officeDocument/2006/bibliography" xmlns="http://schemas.openxmlformats.org/officeDocument/2006/bibliography" SelectedStyle="\APASixthEditionOfficeOnline.xsl" StyleName="APA" Version="6"/>
+</file>
+
+<file path=customXml/item3.xml><?xml version="1.0" encoding="utf-8"?>
 <?mso-contentType ?>
 <FormTemplates xmlns="http://schemas.microsoft.com/sharepoint/v3/contenttype/forms">
   <Display>DocumentLibraryForm</Display>
   <Edit>DocumentLibraryForm</Edit>
   <New>DocumentLibraryForm</New>
 </FormTemplates>
-</file>
-
-<file path=customXml/item2.xml><?xml version="1.0" encoding="utf-8"?>
-<p:properties xmlns:p="http://schemas.microsoft.com/office/2006/metadata/properties" xmlns:xsi="http://www.w3.org/2001/XMLSchema-instance" xmlns:pc="http://schemas.microsoft.com/office/infopath/2007/PartnerControls">
-  <documentManagement/>
-</p:properties>
-</file>
-
-<file path=customXml/item3.xml><?xml version="1.0" encoding="utf-8"?>
-<b:Sources xmlns:b="http://schemas.openxmlformats.org/officeDocument/2006/bibliography" xmlns="http://schemas.openxmlformats.org/officeDocument/2006/bibliography" SelectedStyle="\APASixthEditionOfficeOnline.xsl" StyleName="APA" Version="6"/>
 </file>
 
 <file path=customXml/item4.xml><?xml version="1.0" encoding="utf-8"?>
@@ -7636,14 +7796,6 @@
 </file>
 
 <file path=customXml/itemProps1.xml><?xml version="1.0" encoding="utf-8"?>
-<ds:datastoreItem xmlns:ds="http://schemas.openxmlformats.org/officeDocument/2006/customXml" ds:itemID="{1F921303-C45E-4313-B077-FAAB1A70E5C4}">
-  <ds:schemaRefs>
-    <ds:schemaRef ds:uri="http://schemas.microsoft.com/sharepoint/v3/contenttype/forms"/>
-  </ds:schemaRefs>
-</ds:datastoreItem>
-</file>
-
-<file path=customXml/itemProps2.xml><?xml version="1.0" encoding="utf-8"?>
 <ds:datastoreItem xmlns:ds="http://schemas.openxmlformats.org/officeDocument/2006/customXml" ds:itemID="{EFABB13D-A66E-491F-BA60-CC9FCE34966D}">
   <ds:schemaRefs>
     <ds:schemaRef ds:uri="http://schemas.microsoft.com/office/2006/metadata/properties"/>
@@ -7652,10 +7804,18 @@
 </ds:datastoreItem>
 </file>
 
-<file path=customXml/itemProps3.xml><?xml version="1.0" encoding="utf-8"?>
+<file path=customXml/itemProps2.xml><?xml version="1.0" encoding="utf-8"?>
 <ds:datastoreItem xmlns:ds="http://schemas.openxmlformats.org/officeDocument/2006/customXml" ds:itemID="{3182CD49-5EB9-4648-B494-B4B789E82243}">
   <ds:schemaRefs>
     <ds:schemaRef ds:uri="http://schemas.openxmlformats.org/officeDocument/2006/bibliography"/>
+  </ds:schemaRefs>
+</ds:datastoreItem>
+</file>
+
+<file path=customXml/itemProps3.xml><?xml version="1.0" encoding="utf-8"?>
+<ds:datastoreItem xmlns:ds="http://schemas.openxmlformats.org/officeDocument/2006/customXml" ds:itemID="{1F921303-C45E-4313-B077-FAAB1A70E5C4}">
+  <ds:schemaRefs>
+    <ds:schemaRef ds:uri="http://schemas.microsoft.com/sharepoint/v3/contenttype/forms"/>
   </ds:schemaRefs>
 </ds:datastoreItem>
 </file>
